--- a/templates/cuti_pppk.docx
+++ b/templates/cuti_pppk.docx
@@ -2152,6 +2152,13 @@
                 <w:lang w:val="id-ID"/>
               </w:rPr>
             </w:pPr>
+            <w:r>
+              <w:rPr>
+                <w:rFonts w:ascii="Arial Narrow" w:hAnsi="Arial Narrow" w:cs="Arial"/>
+                <w:b/>
+              </w:rPr>
+              <w:t>${TTD_PEGAWAI}</w:t>
+            </w:r>
           </w:p>
           <w:p>
             <w:pPr>
@@ -2559,6 +2566,13 @@
                 <w:lang w:val="id-ID"/>
               </w:rPr>
             </w:pPr>
+            <w:r>
+              <w:rPr>
+                <w:rFonts w:ascii="Arial Narrow" w:hAnsi="Arial Narrow" w:cs="Arial"/>
+                <w:b/>
+              </w:rPr>
+              <w:t>${TTD_ATASAN}</w:t>
+            </w:r>
           </w:p>
           <w:p>
             <w:pPr>
@@ -2990,6 +3004,13 @@
                 <w:lang w:val="id-ID"/>
               </w:rPr>
             </w:pPr>
+            <w:r>
+              <w:rPr>
+                <w:rFonts w:ascii="Arial Narrow" w:hAnsi="Arial Narrow" w:cs="Arial"/>
+                <w:b/>
+              </w:rPr>
+              <w:t>${TTD_BERWENANG}</w:t>
+            </w:r>
           </w:p>
           <w:p>
             <w:pPr>
@@ -3266,7 +3287,7 @@
           <w:rFonts w:ascii="Arial Narrow" w:hAnsi="Arial Narrow" w:cs="Arial"/>
           <w:sz w:val="18"/>
         </w:rPr>
-        <w:t>√)</w:t>
+        <w:t>)</w:t>
       </w:r>
       <w:r>
         <w:rPr>

--- a/templates/cuti_pppk.docx
+++ b/templates/cuti_pppk.docx
@@ -270,7 +270,7 @@
         <w:rPr>
           <w:rFonts w:ascii="Arial Narrow" w:hAnsi="Arial Narrow" w:cs="Arial"/>
         </w:rPr>
-        <w:t>….</w:t>
+        <w:t>${NOMOR_SURAT}</w:t>
       </w:r>
     </w:p>
     <w:p>
@@ -1465,7 +1465,7 @@
                 <w:rFonts w:ascii="Arial Narrow" w:hAnsi="Arial Narrow" w:cs="Arial"/>
                 <w:b/>
               </w:rPr>
-              <w:t>….</w:t>
+              <w:t>${CATATAN_N2_SISA}</w:t>
             </w:r>
           </w:p>
         </w:tc>
@@ -1491,7 +1491,7 @@
                 <w:rFonts w:ascii="Arial Narrow" w:hAnsi="Arial Narrow" w:cs="Arial"/>
                 <w:b/>
               </w:rPr>
-              <w:t>….</w:t>
+              <w:t>${CATATAN_N2_KET}</w:t>
             </w:r>
           </w:p>
         </w:tc>
@@ -1513,6 +1513,13 @@
                 <w:b/>
               </w:rPr>
             </w:pPr>
+            <w:r>
+              <w:rPr>
+                <w:rFonts w:ascii="Arial Narrow" w:hAnsi="Arial Narrow" w:cs="Arial"/>
+                <w:b/>
+              </w:rPr>
+              <w:t>${PARAF_PETUGAS}</w:t>
+            </w:r>
           </w:p>
         </w:tc>
       </w:tr>
@@ -1587,7 +1594,7 @@
                 <w:rFonts w:ascii="Arial Narrow" w:hAnsi="Arial Narrow" w:cs="Arial"/>
                 <w:b/>
               </w:rPr>
-              <w:t>….</w:t>
+              <w:t>${CATATAN_N1_SISA}</w:t>
             </w:r>
           </w:p>
         </w:tc>
@@ -1613,7 +1620,7 @@
                 <w:rFonts w:ascii="Arial Narrow" w:hAnsi="Arial Narrow" w:cs="Arial"/>
                 <w:b/>
               </w:rPr>
-              <w:t>….</w:t>
+              <w:t>${CATATAN_N1_KET}</w:t>
             </w:r>
           </w:p>
         </w:tc>
@@ -1709,7 +1716,7 @@
                 <w:rFonts w:ascii="Arial Narrow" w:hAnsi="Arial Narrow" w:cs="Arial"/>
                 <w:b/>
               </w:rPr>
-              <w:t>….</w:t>
+              <w:t>${CATATAN_N_SISA}</w:t>
             </w:r>
           </w:p>
         </w:tc>
@@ -1735,7 +1742,7 @@
                 <w:rFonts w:ascii="Arial Narrow" w:hAnsi="Arial Narrow" w:cs="Arial"/>
                 <w:b/>
               </w:rPr>
-              <w:t>….</w:t>
+              <w:t>${CATATAN_N_KET}</w:t>
             </w:r>
           </w:p>
         </w:tc>
@@ -1809,7 +1816,7 @@
                 <w:rFonts w:ascii="Arial Narrow" w:hAnsi="Arial Narrow" w:cs="Arial"/>
                 <w:b/>
               </w:rPr>
-              <w:t>….</w:t>
+              <w:t>${CATATAN_SAKIT}</w:t>
             </w:r>
           </w:p>
         </w:tc>
@@ -1882,7 +1889,7 @@
                 <w:rFonts w:ascii="Arial Narrow" w:hAnsi="Arial Narrow" w:cs="Arial"/>
                 <w:b/>
               </w:rPr>
-              <w:t>….</w:t>
+              <w:t>${CATATAN_MELAHIRKAN}</w:t>
             </w:r>
           </w:p>
         </w:tc>

--- a/templates/cuti_pppk.docx
+++ b/templates/cuti_pppk.docx
@@ -2570,6 +2570,19 @@
               <w:rPr>
                 <w:rFonts w:ascii="Arial Narrow" w:hAnsi="Arial Narrow" w:cs="Arial"/>
                 <w:b/>
+              </w:rPr>
+            </w:pPr>
+          </w:p>
+          <w:p>
+            <w:pPr>
+              <w:tabs>
+                <w:tab w:val="left" w:pos="5812"/>
+                <w:tab w:val="left" w:pos="6379"/>
+              </w:tabs>
+              <w:bidi w:val="0"/>
+              <w:rPr>
+                <w:rFonts w:ascii="Arial Narrow" w:hAnsi="Arial Narrow" w:cs="Arial"/>
+                <w:b/>
                 <w:lang w:val="id-ID"/>
               </w:rPr>
             </w:pPr>
@@ -2985,6 +2998,19 @@
             <w:tcW w:w="4674" w:type="dxa"/>
             <w:gridSpan w:val="2"/>
           </w:tcPr>
+          <w:p>
+            <w:pPr>
+              <w:tabs>
+                <w:tab w:val="left" w:pos="5812"/>
+                <w:tab w:val="left" w:pos="6379"/>
+              </w:tabs>
+              <w:bidi w:val="0"/>
+              <w:rPr>
+                <w:rFonts w:ascii="Arial Narrow" w:hAnsi="Arial Narrow" w:cs="Arial"/>
+                <w:b/>
+              </w:rPr>
+            </w:pPr>
+          </w:p>
           <w:p>
             <w:pPr>
               <w:tabs>
